--- a/CV2DOC-n8n-flow-main/endpoint/tmp/results/CV_PROBST_OCT2025.docx
+++ b/CV2DOC-n8n-flow-main/endpoint/tmp/results/CV_PROBST_OCT2025.docx
@@ -684,7 +684,7 @@
                                   <w14:bevel/>
                                 </w14:textOutline>
                               </w:rPr>
-                              <w:t xml:space="preserve">Développement : </w:t>
+                              <w:t xml:space="preserve">Développement Web : </w:t>
                             </w:r>
                           </w:p>
                           <w:p>
@@ -715,9 +715,9 @@
                                   <w14:bevel/>
                                 </w14:textOutline>
                               </w:rPr>
-                              <w:t xml:space="preserve">Php (Natif, Laravel)</w:t>
+                              <w:t xml:space="preserve">PHP (Natif, Laravel)</w:t>
                               <w:br/>
-                              <w:t xml:space="preserve">JS (ReactJs, React native, NodeJs)</w:t>
+                              <w:t xml:space="preserve">JS (ReactJS, React native, NodeJs)</w:t>
                               <w:br/>
                               <w:t xml:space="preserve">HTML/CSS (Tailwind, Bootstrap)</w:t>
                               <w:br/>
@@ -973,7 +973,7 @@
                             <w14:bevel/>
                           </w14:textOutline>
                         </w:rPr>
-                        <w:t xml:space="preserve">Développement : </w:t>
+                        <w:t xml:space="preserve">Développement Web : </w:t>
                       </w:r>
                     </w:p>
                     <w:p>
@@ -1004,9 +1004,9 @@
                             <w14:bevel/>
                           </w14:textOutline>
                         </w:rPr>
-                        <w:t xml:space="preserve">Php (Natif, Laravel)</w:t>
+                        <w:t xml:space="preserve">PHP (Natif, Laravel)</w:t>
                         <w:br/>
-                        <w:t xml:space="preserve">JS (ReactJs, React native, NodeJs)</w:t>
+                        <w:t xml:space="preserve">JS (ReactJS, React native, NodeJs)</w:t>
                         <w:br/>
                         <w:t xml:space="preserve">HTML/CSS (Tailwind, Bootstrap)</w:t>
                         <w:br/>
@@ -1415,11 +1415,12 @@
                                 <w:rFonts w:ascii="GT Eesti Pro Display Light" w:hAnsi="GT Eesti Pro Display Light"/>
                               </w:rPr>
                             </w:pPr>
+                            <w:proofErr w:type="gramStart"/>
                             <w:r>
                               <w:rPr>
                                 <w:rFonts w:ascii="GT Eesti Pro Display Light" w:hAnsi="GT Eesti Pro Display Light"/>
                               </w:rPr>
-                              <w:t>…</w:t>
+                              <w:t xml:space="preserve"/>
                             </w:r>
                           </w:p>
                         </w:txbxContent>
@@ -1444,7 +1445,11 @@
           </mc:Choice>
           <mc:Fallback>
             <w:pict>
-              <v:shape w14:anchorId="633B3700" id="Zone de texte 4" o:spid="_x0000_s1030" type="#_x0000_t202" style="position:absolute;margin-left:19.75pt;margin-top:32.6pt;width:409.45pt;height:76.8pt;z-index:251676672;visibility:visible;mso-wrap-style:square;mso-width-percent:0;mso-height-percent:0;mso-wrap-distance-left:9pt;mso-wrap-distance-top:0;mso-wrap-distance-right:9pt;mso-wrap-distance-bottom:0;mso-position-horizontal:absolute;mso-position-horizontal-relative:margin;mso-position-vertical:absolute;mso-position-vertical-relative:text;mso-width-percent:0;mso-height-percent:0;mso-width-relative:margin;mso-height-relative:margin;v-text-anchor:top" o:gfxdata="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" filled="f" stroked="f" strokeweight=".5pt">
+              <v:shapetype w14:anchorId="633B3700" id="_x0000_t202" coordsize="21600,21600" o:spt="202" path="m,l,21600r21600,l21600,xe">
+                <v:stroke joinstyle="miter"/>
+                <v:path gradientshapeok="t" o:connecttype="rect"/>
+              </v:shapetype>
+              <v:shape id="Zone de texte 4" o:spid="_x0000_s1030" type="#_x0000_t202" style="position:absolute;margin-left:19.75pt;margin-top:32.6pt;width:409.45pt;height:76.8pt;z-index:251676672;visibility:visible;mso-wrap-style:square;mso-width-percent:0;mso-height-percent:0;mso-wrap-distance-left:9pt;mso-wrap-distance-top:0;mso-wrap-distance-right:9pt;mso-wrap-distance-bottom:0;mso-position-horizontal:absolute;mso-position-horizontal-relative:margin;mso-position-vertical:absolute;mso-position-vertical-relative:text;mso-width-percent:0;mso-height-percent:0;mso-width-relative:margin;mso-height-relative:margin;v-text-anchor:top" o:gfxdata="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" filled="f" stroked="f" strokeweight=".5pt">
                 <v:textbox>
                   <w:txbxContent>
                     <w:p>
@@ -1454,11 +1459,12 @@
                           <w:rFonts w:ascii="GT Eesti Pro Display Light" w:hAnsi="GT Eesti Pro Display Light"/>
                         </w:rPr>
                       </w:pPr>
+                      <w:proofErr w:type="gramStart"/>
                       <w:r>
                         <w:rPr>
                           <w:rFonts w:ascii="GT Eesti Pro Display Light" w:hAnsi="GT Eesti Pro Display Light"/>
                         </w:rPr>
-                        <w:t>…</w:t>
+                        <w:t xml:space="preserve"/>
                       </w:r>
                     </w:p>
                   </w:txbxContent>
@@ -2654,7 +2660,7 @@
           <w:rFonts w:ascii="GT Eesti Pro Display Light" w:hAnsi="GT Eesti Pro Display Light"/>
           <w:color w:val="262626"/>
         </w:rPr>
-        <w:t xml:space="preserve">INFO NON DISPONIBLE</w:t>
+        <w:t xml:space="preserve">Informatique</w:t>
       </w:r>
     </w:p>
     <w:sdt>
@@ -2763,7 +2769,7 @@
           </w:pPr>
           <w:proofErr w:type="gramStart"/>
           <w:r>
-            <w:t xml:space="preserve">INFO NON DISPONIBLE</w:t>
+            <w:t xml:space="preserve">INFO NON DÉTAILLÉE</w:t>
           </w:r>
         </w:p>
       </w:sdtContent>
@@ -2857,7 +2863,7 @@
           </w:r>
           <w:proofErr w:type="gramStart"/>
           <w:r>
-            <w:t xml:space="preserve">INFO NON DISPONIBLE</w:t>
+            <w:t xml:space="preserve">INFO NON DÉTAILLÉE</w:t>
           </w:r>
         </w:p>
       </w:sdtContent>
@@ -3025,7 +3031,7 @@
           <w:rFonts w:ascii="GT Eesti Pro Display Light" w:hAnsi="GT Eesti Pro Display Light"/>
           <w:color w:val="262626"/>
         </w:rPr>
-        <w:t xml:space="preserve">INFO NON DISPONIBLE</w:t>
+        <w:t xml:space="preserve">Informatique</w:t>
       </w:r>
     </w:p>
     <w:sdt>
@@ -3134,7 +3140,7 @@
           </w:pPr>
           <w:proofErr w:type="gramStart"/>
           <w:r>
-            <w:t xml:space="preserve">INFO NON DISPONIBLE</w:t>
+            <w:t xml:space="preserve">INFO NON DÉTAILLÉE</w:t>
           </w:r>
         </w:p>
       </w:sdtContent>
@@ -3228,7 +3234,7 @@
           </w:r>
           <w:proofErr w:type="gramStart"/>
           <w:r>
-            <w:t xml:space="preserve">INFO NON DISPONIBLE</w:t>
+            <w:t xml:space="preserve">INFO NON DÉTAILLÉE</w:t>
           </w:r>
         </w:p>
       </w:sdtContent>
@@ -3396,7 +3402,7 @@
           <w:rFonts w:ascii="GT Eesti Pro Display Light" w:hAnsi="GT Eesti Pro Display Light"/>
           <w:color w:val="262626"/>
         </w:rPr>
-        <w:t xml:space="preserve">INFO NON DISPONIBLE</w:t>
+        <w:t xml:space="preserve">Informatique</w:t>
       </w:r>
     </w:p>
     <w:sdt>
@@ -3505,7 +3511,7 @@
           </w:pPr>
           <w:proofErr w:type="gramStart"/>
           <w:r>
-            <w:t xml:space="preserve">INFO NON DISPONIBLE</w:t>
+            <w:t xml:space="preserve">INFO NON DÉTAILLÉE</w:t>
           </w:r>
         </w:p>
       </w:sdtContent>
@@ -3599,7 +3605,7 @@
           </w:r>
           <w:proofErr w:type="gramStart"/>
           <w:r>
-            <w:t xml:space="preserve">INFO NON DISPONIBLE</w:t>
+            <w:t xml:space="preserve">INFO NON DÉTAILLÉE</w:t>
           </w:r>
         </w:p>
       </w:sdtContent>
@@ -3625,7 +3631,7 @@
           <w:rFonts w:ascii="GT Eesti Pro Display" w:hAnsi="GT Eesti Pro Display"/>
           <w:color w:val="262626"/>
         </w:rPr>
-        <w:t xml:space="preserve">Association "Marché paysan"</w:t>
+        <w:t xml:space="preserve">Marché paysan</w:t>
       </w:r>
       <w:r>
         <w:rPr>
@@ -3767,7 +3773,7 @@
           <w:rFonts w:ascii="GT Eesti Pro Display Light" w:hAnsi="GT Eesti Pro Display Light"/>
           <w:color w:val="262626"/>
         </w:rPr>
-        <w:t xml:space="preserve">INFO NON DISPONIBLE</w:t>
+        <w:t xml:space="preserve">Association</w:t>
       </w:r>
     </w:p>
     <w:sdt>
@@ -3876,7 +3882,7 @@
           </w:pPr>
           <w:proofErr w:type="gramStart"/>
           <w:r>
-            <w:t xml:space="preserve">INFO NON DISPONIBLE</w:t>
+            <w:t xml:space="preserve">INFO NON DÉTAILLÉE</w:t>
           </w:r>
         </w:p>
       </w:sdtContent>
@@ -3970,7 +3976,7 @@
           </w:r>
           <w:proofErr w:type="gramStart"/>
           <w:r>
-            <w:t xml:space="preserve">INFO NON DISPONIBLE</w:t>
+            <w:t xml:space="preserve">INFO NON DÉTAILLÉE</w:t>
           </w:r>
         </w:p>
       </w:sdtContent>
@@ -5792,9 +5798,11 @@
     <w:rsidRoot w:val="002574BC"/>
     <w:rsid w:val="002574BC"/>
     <w:rsid w:val="00310C28"/>
+    <w:rsid w:val="00353E96"/>
     <w:rsid w:val="003A5AD5"/>
     <w:rsid w:val="004942E3"/>
     <w:rsid w:val="008C21B7"/>
+    <w:rsid w:val="00B33536"/>
     <w:rsid w:val="00C62E22"/>
   </w:rsids>
   <m:mathPr>
@@ -6578,6 +6586,25 @@
 </file>
 
 <file path=customXml/item1.xml><?xml version="1.0" encoding="utf-8"?>
+<?mso-contentType ?>
+<FormTemplates xmlns="http://schemas.microsoft.com/sharepoint/v3/contenttype/forms">
+  <Display>DocumentLibraryForm</Display>
+  <Edit>DocumentLibraryForm</Edit>
+  <New>DocumentLibraryForm</New>
+</FormTemplates>
+</file>
+
+<file path=customXml/item2.xml><?xml version="1.0" encoding="utf-8"?>
+<p:properties xmlns:p="http://schemas.microsoft.com/office/2006/metadata/properties" xmlns:xsi="http://www.w3.org/2001/XMLSchema-instance" xmlns:pc="http://schemas.microsoft.com/office/infopath/2007/PartnerControls">
+  <documentManagement>
+    <lcf76f155ced4ddcb4097134ff3c332f xmlns="3b844827-4b4a-4834-98de-6f1efa74ba1c">
+      <Terms xmlns="http://schemas.microsoft.com/office/infopath/2007/PartnerControls"/>
+    </lcf76f155ced4ddcb4097134ff3c332f>
+  </documentManagement>
+</p:properties>
+</file>
+
+<file path=customXml/item3.xml><?xml version="1.0" encoding="utf-8"?>
 <ct:contentTypeSchema xmlns:ct="http://schemas.microsoft.com/office/2006/metadata/contentType" xmlns:ma="http://schemas.microsoft.com/office/2006/metadata/properties/metaAttributes" ct:_="" ma:_="" ma:contentTypeName="Document" ma:contentTypeID="0x0101006BB8B9E1535DDF4381A342663006B538" ma:contentTypeVersion="12" ma:contentTypeDescription="Crée un document." ma:contentTypeScope="" ma:versionID="2f4d8c133362e4dfbe297352e8200513">
   <xsd:schema xmlns:xsd="http://www.w3.org/2001/XMLSchema" xmlns:xs="http://www.w3.org/2001/XMLSchema" xmlns:p="http://schemas.microsoft.com/office/2006/metadata/properties" xmlns:ns2="3b844827-4b4a-4834-98de-6f1efa74ba1c" xmlns:ns3="e7dc9bee-6579-4b70-9cbe-37b994f3bc49" targetNamespace="http://schemas.microsoft.com/office/2006/metadata/properties" ma:root="true" ma:fieldsID="e891fc060288ec8b6b7ce63bc70e214d" ns2:_="" ns3:_="">
     <xsd:import namespace="3b844827-4b4a-4834-98de-6f1efa74ba1c"/>
@@ -6788,26 +6815,25 @@
 </ct:contentTypeSchema>
 </file>
 
-<file path=customXml/item2.xml><?xml version="1.0" encoding="utf-8"?>
-<p:properties xmlns:p="http://schemas.microsoft.com/office/2006/metadata/properties" xmlns:xsi="http://www.w3.org/2001/XMLSchema-instance" xmlns:pc="http://schemas.microsoft.com/office/infopath/2007/PartnerControls">
-  <documentManagement>
-    <lcf76f155ced4ddcb4097134ff3c332f xmlns="3b844827-4b4a-4834-98de-6f1efa74ba1c">
-      <Terms xmlns="http://schemas.microsoft.com/office/infopath/2007/PartnerControls"/>
-    </lcf76f155ced4ddcb4097134ff3c332f>
-  </documentManagement>
-</p:properties>
+<file path=customXml/itemProps1.xml><?xml version="1.0" encoding="utf-8"?>
+<ds:datastoreItem xmlns:ds="http://schemas.openxmlformats.org/officeDocument/2006/customXml" ds:itemID="{771FC7F0-0E1C-47B7-8864-E8F3FAEBD55B}">
+  <ds:schemaRefs>
+    <ds:schemaRef ds:uri="http://schemas.microsoft.com/sharepoint/v3/contenttype/forms"/>
+  </ds:schemaRefs>
+</ds:datastoreItem>
 </file>
 
-<file path=customXml/item3.xml><?xml version="1.0" encoding="utf-8"?>
-<?mso-contentType ?>
-<FormTemplates xmlns="http://schemas.microsoft.com/sharepoint/v3/contenttype/forms">
-  <Display>DocumentLibraryForm</Display>
-  <Edit>DocumentLibraryForm</Edit>
-  <New>DocumentLibraryForm</New>
-</FormTemplates>
+<file path=customXml/itemProps2.xml><?xml version="1.0" encoding="utf-8"?>
+<ds:datastoreItem xmlns:ds="http://schemas.openxmlformats.org/officeDocument/2006/customXml" ds:itemID="{8C81C113-4BE3-4B6F-977B-9CB23AF518F4}">
+  <ds:schemaRefs>
+    <ds:schemaRef ds:uri="http://schemas.microsoft.com/office/2006/metadata/properties"/>
+    <ds:schemaRef ds:uri="http://schemas.microsoft.com/office/infopath/2007/PartnerControls"/>
+    <ds:schemaRef ds:uri="3b844827-4b4a-4834-98de-6f1efa74ba1c"/>
+  </ds:schemaRefs>
+</ds:datastoreItem>
 </file>
 
-<file path=customXml/itemProps1.xml><?xml version="1.0" encoding="utf-8"?>
+<file path=customXml/itemProps3.xml><?xml version="1.0" encoding="utf-8"?>
 <ds:datastoreItem xmlns:ds="http://schemas.openxmlformats.org/officeDocument/2006/customXml" ds:itemID="{8354B819-E934-4976-8F86-5930D9D76B06}">
   <ds:schemaRefs>
     <ds:schemaRef ds:uri="http://schemas.microsoft.com/office/2006/metadata/contentType"/>
@@ -6824,22 +6850,4 @@
     <ds:schemaRef ds:uri="http://schemas.microsoft.com/internal/obd"/>
   </ds:schemaRefs>
 </ds:datastoreItem>
-</file>
-
-<file path=customXml/itemProps2.xml><?xml version="1.0" encoding="utf-8"?>
-<ds:datastoreItem xmlns:ds="http://schemas.openxmlformats.org/officeDocument/2006/customXml" ds:itemID="{8C81C113-4BE3-4B6F-977B-9CB23AF518F4}">
-  <ds:schemaRefs>
-    <ds:schemaRef ds:uri="http://schemas.microsoft.com/office/2006/metadata/properties"/>
-    <ds:schemaRef ds:uri="http://schemas.microsoft.com/office/infopath/2007/PartnerControls"/>
-    <ds:schemaRef ds:uri="3b844827-4b4a-4834-98de-6f1efa74ba1c"/>
-  </ds:schemaRefs>
-</ds:datastoreItem>
-</file>
-
-<file path=customXml/itemProps3.xml><?xml version="1.0" encoding="utf-8"?>
-<ds:datastoreItem xmlns:ds="http://schemas.openxmlformats.org/officeDocument/2006/customXml" ds:itemID="{771FC7F0-0E1C-47B7-8864-E8F3FAEBD55B}">
-  <ds:schemaRefs>
-    <ds:schemaRef ds:uri="http://schemas.microsoft.com/sharepoint/v3/contenttype/forms"/>
-  </ds:schemaRefs>
-</ds:datastoreItem>
 </file>